--- a/docs/documents/06-API接口文档.docx
+++ b/docs/documents/06-API接口文档.docx
@@ -532,7 +532,7 @@
                 <w:b w:val="0"/>
                 <w:sz w:val="21"/>
               </w:rPr>
-              <w:t>开发环境默认 http://127.0.0.1:8080</w:t>
+              <w:t>开发环境默认 http://127.0.0.1:8082</w:t>
             </w:r>
           </w:p>
         </w:tc>
@@ -706,7 +706,7 @@
                 <w:b w:val="0"/>
                 <w:sz w:val="21"/>
               </w:rPr>
-              <w:t>在线文档</w:t>
+              <w:t>接口说明</w:t>
             </w:r>
           </w:p>
         </w:tc>
@@ -728,7 +728,7 @@
                 <w:b w:val="0"/>
                 <w:sz w:val="21"/>
               </w:rPr>
-              <w:t>Swagger 地址：http://127.0.0.1:8080/doc.html</w:t>
+              <w:t>接口说明以 docs/documents/06-API接口文档.docx 为准，当前不承诺在线 UI 页面。</w:t>
             </w:r>
           </w:p>
         </w:tc>
@@ -2088,7 +2088,7 @@
                 <w:b w:val="0"/>
                 <w:sz w:val="21"/>
               </w:rPr>
-              <w:t>创建每周重复预约</w:t>
+              <w:t>每周周期预约接口（预留）</w:t>
             </w:r>
           </w:p>
         </w:tc>
